--- a/companies/hollowell-ip/People/2019.10.24 - Onboarding - Richard Henderson.docx
+++ b/companies/hollowell-ip/People/2019.10.24 - Onboarding - Richard Henderson.docx
@@ -7,32 +7,32 @@
         <w:pStyle w:val="Heading1"/>
       </w:pPr>
       <w:r>
-        <w:t>Onboarding Record — Richard Henderson, Patent Agent</w:t>
+        <w:t>Onboarding Record: Richard Henderson</w:t>
       </w:r>
     </w:p>
     <w:p>
       <w:r>
-        <w:t>Richard Henderson joins the firm today as a Patent Agent in the prosecution group. I am putting this record in the file so that what he has been told, and what the firm expects of him, is not a matter of anyone's recollection a year from now. He is welcome here, and the welcome is worth about a paragraph; the rest of this is the part he will actually need.</w:t>
+        <w:t>This record is prepared by Mary Bradley, Managing Partner, and kept in the file. Richard Henderson joins the prosecution group this week as a patent agent, and I am glad to have him, because he comes to us from the drafting and prosecution side of the work and that is exactly the bench we set out to deepen this year.</w:t>
       </w:r>
     </w:p>
     <w:p>
       <w:r>
-        <w:t>He will draft applications and prepare responses to office actions. His work will be assigned by family rather than matter by matter, which is how this firm organizes its files and how he should organize his. Where a specification does not support the claim someone wants, he is expected to say so, in writing, early, and to the person who wants it. That is not an obstruction of the practice; it is the reason we hire agents who read for a living. Client persuasion is not his to carry. Anything that begins to read like advocacy directed at a client goes up the chain before it goes out. He should mark, in the response itself, what he assumed in order to reach a conclusion, so that a reviewer is checking the assumption rather than reconstructing it.</w:t>
+        <w:t>Richard Henderson will spend most of his time where he is strongest, which is inside specifications, file histories, and the office-action responses that go back to the examiner, and I would rather have him drafting on live matters early than shadowing for a month. His notes, from the samples I have read, are dense and exact in the way this work rewards, and that is the register I want him to keep. He should expect his first assignments to be prosecution matters already in flight, picked up mid-file, because reading into a live history is the fastest way to learn how this firm works a case.</w:t>
       </w:r>
     </w:p>
     <w:p>
       <w:r>
-        <w:t>Docketing is not optional and it is not his to estimate. Every date he relies on comes from the docket. If correspondence reaches him with a date in it, it goes to Docketing the same day, without an intervening judgment about whether the date matters. If he calculates a period himself, he records how he calculated it, next to the conclusion, where a reviewer can find it. Through his first period every response he prepares is reviewed before filing, without exception. The review is of the record, not of him, and it does not end when he stops needing it. A firm this size has no second line of defense behind the docket, which is why the first one is enforced without discretion.</w:t>
+        <w:t>He reports to Heather Munoz, Partner, who will assign his first matters, set his priorities against the docket, and read behind him until the firm's house style is second nature to him. When the work stacks up faster than the calendar allows, Heather is the one to rebalance it, and that judgment is hers to make rather than his to absorb in silence; a question about which deadline truly comes first is always worth asking before the fact.</w:t>
       </w:r>
     </w:p>
     <w:p>
       <w:r>
-        <w:t>Access to the files, the docket, and the firm's correspondence formats was arranged before his start date. Conflicts procedure and our confidentiality terms were covered on his first morning; both are conditions of employment rather than orientation material. Client material stays inside the firm's systems, and privileged work is marked privileged when it is written rather than when someone thinks to ask. If he is unsure whether he is authorized to send something, it comes to me before it is sent, not after. That instruction has no expiration date and applies with equal force in his fifth year here.</w:t>
+        <w:t>The habits I care most about, he appears to already carry. This firm does not overstate, so a response that claims more than the file will support is a liability, and I would sooner read a careful hedge than a confident flourish. Anything that touches infringement or validity goes to a partner before it goes anywhere else, because those opinions carry the firm's name rather than the agent's, and his instinct to flag them up instead of settling them himself is the correct one. The specifications and searches he produces are the foundation an attorney's opinion is built on, so precision in the record counts for more than speed, and where his work touches a client's confidences he should mark it privileged and route it accordingly.</w:t>
       </w:r>
     </w:p>
     <w:p>
       <w:r>
-        <w:t>Recorded by Mary Bradley, Managing Partner.</w:t>
+        <w:t>The docket is the one thing here that does not forgive a mistake, so in his first days he will sit with the docketing desk and learn how dates are set, confirmed, and never quietly moved. His access, files, and library credentials are already in place, so nothing should hold up his first assignment but the assignment itself. For a first step, he should meet with Heather Munoz this week to take his opening matters, and he should treat the docket walkthrough as the one appointment on his calendar that does not get moved.</w:t>
       </w:r>
     </w:p>
     <w:sectPr>
